--- a/Programacion II/Kit docente/Clase 3/Guion Docente Clase 3 - Pilas y colas.docx
+++ b/Programacion II/Kit docente/Clase 3/Guion Docente Clase 3 - Pilas y colas.docx
@@ -192,13 +192,16 @@
       </w:r>
     </w:p>
     <w:p>
+      <w:pPr>
+        <w:spacing w:before="200" w:after="60"/>
+      </w:pPr>
       <w:r>
         <w:rPr>
-          <w:b w:val="0"/>
-          <w:color w:val="4A4A49"/>
-          <w:sz w:val="22"/>
+          <w:b/>
+          <w:color w:val="1A1C1D"/>
+          <w:sz w:val="32"/>
         </w:rPr>
-        <w:t>La clase pasada nos dio un ArrayList, que es una herramienta poderosa justamente porque permite todo: agregar al final, insertar en la mitad, sacar de cualquier posicion, reordenar. Ese poder es un problema cuando lo que usted esta modelando tiene reglas. La sala de espera de Huellitas tiene una regla sagrada: el que llega primero pasa primero. Si la sala de espera es un ArrayList, cualquier programador del equipo (o usted mismo a las once de la noche) puede escribir salaEspera.add(0, mascotaDelAmigo) y colar a alguien sin que nada falle: compila, corre y la clinica pierde la confianza de sus clientes. Una estructura restrictiva como Queue no ofrece ese metodo; simplemente no existe en su contrato, entonces el error se vuelve imposible de escribir. Esa es la idea grande de hoy: elegir la estructura mas limitada que resuelva el problema no es una limitacion tecnica, es una forma de blindar la regla del negocio dentro del tipo de dato.</w:t>
+        <w:t>Apoyo por diapositiva</w:t>
       </w:r>
     </w:p>
     <w:p>
@@ -208,47 +211,113 @@
           <w:color w:val="4A4A49"/>
           <w:sz w:val="22"/>
         </w:rPr>
-        <w:t>La cola, o Queue, funciona con disciplina FIFO: First In, First Out, el primero que entra es el primero que sale, igual que la fila del banco. En Java, Queue es una interfaz, no una clase, asi que se declara Queue&lt;Turno&gt; salaEspera = new LinkedList&lt;&gt;(); o new ArrayDeque&lt;&gt;(); intentar new Queue&lt;&gt;() no compila y ese es el primer error que veremos en pantalla. La cola tiene tres operaciones utiles y cada una viene en dos sabores: offer(x) agrega al final y devuelve false si no cabe (la version add lanza IllegalStateException en ese caso), poll() saca y devuelve el primero o null si esta vacia (la version remove lanza NoSuchElementException), y peek() mira el primero sin sacarlo o devuelve null (la version element tambien lanza excepcion). En VetCare usamos siempre offer/poll/peek porque avisan con false o con null en vez de reventar, y en una recepcion que puede quedar vacia a media manana eso es exactamente lo que queremos. peek es lo que alimenta la pantalla de turnos que ve el publico; poll es lo que hace el medico cuando abre la puerta del consultorio.</w:t>
+        <w:t xml:space="preserve">Todo lo que hay que decir </w:t>
       </w:r>
-    </w:p>
-    <w:p>
+      <w:r>
+        <w:rPr>
+          <w:b/>
+          <w:color w:val="4A4A49"/>
+          <w:sz w:val="22"/>
+        </w:rPr>
+        <w:t>esta proyectado</w:t>
+      </w:r>
       <w:r>
         <w:rPr>
           <w:b w:val="0"/>
           <w:color w:val="4A4A49"/>
           <w:sz w:val="22"/>
         </w:rPr>
-        <w:t>La pila, o Stack, funciona al reves: LIFO, Last In, First Out, como la pila de historias clinicas sobre el escritorio, donde uno siempre coge la de encima. Sus operaciones son push(x) para poner encima, pop() para sacar el de encima y peek() para mirarlo sin sacarlo. Java trae una clase llamada Stack, pero es codigo de 1995: hereda de Vector, esta sincronizada (lo que la hace mas lenta sin necesidad) y permite acceder por indice, con lo cual rompe la propia restriccion que dice defender. La practica actual es usar Deque&lt;String&gt; historial = new ArrayDeque&lt;&gt;(); y llamarle push/pop/peek, que es exactamente la misma API pero sobre una implementacion moderna. En VetCare la pila guarda el historial de atenciones recientes: cada consulta terminada se apila, la pantalla del medico muestra siempre la de encima con peek, y si registro una atencion por equivocacion, pop la deshace. Eso es literalmente como funciona el Ctrl+Z de cualquier programa.</w:t>
+        <w:t>. Esta seccion dice que subrayar en cada lamina, no repite su contenido.</w:t>
       </w:r>
     </w:p>
     <w:p>
+      <w:r>
+        <w:rPr>
+          <w:b/>
+          <w:color w:val="4A4A49"/>
+          <w:sz w:val="22"/>
+        </w:rPr>
+        <w:t>La clase pasada nos dio un ArrayList, que es una herramienta poderosa...</w:t>
+      </w:r>
       <w:r>
         <w:rPr>
           <w:b w:val="0"/>
           <w:color w:val="4A4A49"/>
           <w:sz w:val="22"/>
         </w:rPr>
-        <w:t>Vale la pena entender por que estas estructuras son rapidas, porque ahi esta el argumento tecnico y no solo el pedagogico. ArrayDeque es un arreglo circular con dos punteros, uno al frente y otro al final: cuando usted saca del frente no mueve ni un elemento, solo corre el puntero, y cuando el puntero llega al final del arreglo da la vuelta al inicio. Por eso agregar y sacar por cualquiera de los dos extremos cuesta tiempo constante. LinkedList, en cambio, es una cadena de nodos donde cada nodo apunta al siguiente y al anterior, asi que sacar el primero es simplemente mover la cabeza de la cadena. Compare eso con usar un ArrayList como cola: mascotas.remove(0) obliga a desplazar todos los elementos restantes un puesto hacia la izquierda, lo que en una jornada de 300 turnos significa decenas de miles de movimientos innecesarios. La estructura correcta no solo previene errores de negocio, tambien evita que el programa se arrastre.</w:t>
+        <w:t xml:space="preserve"> — 7 vinetas.</w:t>
       </w:r>
     </w:p>
     <w:p>
+      <w:r>
+        <w:rPr>
+          <w:b/>
+          <w:color w:val="4A4A49"/>
+          <w:sz w:val="22"/>
+        </w:rPr>
+        <w:t>La cola, o Queue, funciona con disciplina FIFO: First In, First Out, el...</w:t>
+      </w:r>
       <w:r>
         <w:rPr>
           <w:b w:val="0"/>
           <w:color w:val="4A4A49"/>
           <w:sz w:val="22"/>
         </w:rPr>
-        <w:t>Un punto que confunde mucho: una cola no se recorre para buscar. Si usted se descubre iterando la sala de espera para encontrar a Firulais y sacarlo del medio, la senal es que ese caso de uso no es una cola pura, y que necesita otra estructura al lado (por ejemplo un Deque que permita addFirst para urgencias, o un HashMap que veremos la proxima clase). En VetCare resolvemos la urgencia sin traicionar el modelo: usamos Deque&lt;Turno&gt; y decimos addLast para el que llega normal y addFirst para el caso critico, dejando explicito en el codigo que colarse es una operacion excepcional y con nombre propio, no un accidente. Ademas, recorrer una cola con for-each la muestra pero no la consume; muchos estudiantes imprimen la cola con un for-each, ven todos los turnos y creen que ya los atendieron, cuando en realidad size() sigue igual. Consumir es poll; mirar es peek o for-each.</w:t>
+        <w:t xml:space="preserve"> — 7 vinetas.</w:t>
       </w:r>
     </w:p>
     <w:p>
+      <w:r>
+        <w:rPr>
+          <w:b/>
+          <w:color w:val="4A4A49"/>
+          <w:sz w:val="22"/>
+        </w:rPr>
+        <w:t>La pila, o Stack, funciona al reves: LIFO, Last In, First Out, como la...</w:t>
+      </w:r>
       <w:r>
         <w:rPr>
           <w:b w:val="0"/>
           <w:color w:val="4A4A49"/>
           <w:sz w:val="22"/>
         </w:rPr>
-        <w:t>Error tipico del docente que no domina el tema: escribir Queue&lt;Turno&gt; sala = new Queue&lt;&gt;() y quedarse en blanco cuando VS Code subraya la linea, sin poder explicar que Queue es una interfaz y que necesita una implementacion concreta como LinkedList o ArrayDeque. El segundo clasico es usar la clase Stack solamente porque es la primera que aparece en Google, y no poder responder cuando un estudiante pregunta por que la documentacion recomienda ArrayDeque. El tercero, muy frecuente, es confundir peek con poll durante la demo: el docente llama a peek dentro de un while creyendo que va a vaciar la cola y arma un ciclo infinito en plena clase. El cuarto es llamar pop() sobre una pila vacia sin validar isEmpty(), que con ArrayDeque lanza NoSuchElementException y con Stack lanza EmptyStackException; hay que mostrar esa excepcion a proposito y envolverla en try-catch, porque el PI exige manejo de errores. Ensaye los cuatro casos antes de entrar al salon para que cada mensaje rojo sea una leccion planeada y no una sorpresa.</w:t>
+        <w:t xml:space="preserve"> — 6 vinetas.</w:t>
+      </w:r>
+    </w:p>
+    <w:p>
+      <w:r>
+        <w:rPr>
+          <w:b/>
+          <w:color w:val="4A4A49"/>
+          <w:sz w:val="22"/>
+        </w:rPr>
+        <w:t>Vale la pena entender por que estas estructuras son rapidas, porque ahi...</w:t>
+      </w:r>
+      <w:r>
+        <w:rPr>
+          <w:b w:val="0"/>
+          <w:color w:val="4A4A49"/>
+          <w:sz w:val="22"/>
+        </w:rPr>
+        <w:t xml:space="preserve"> — 6 vinetas.</w:t>
+      </w:r>
+    </w:p>
+    <w:p>
+      <w:r>
+        <w:rPr>
+          <w:b/>
+          <w:color w:val="4A4A49"/>
+          <w:sz w:val="22"/>
+        </w:rPr>
+        <w:t>Un punto que confunde mucho: una cola no se recorre para buscar</w:t>
+      </w:r>
+      <w:r>
+        <w:rPr>
+          <w:b w:val="0"/>
+          <w:color w:val="4A4A49"/>
+          <w:sz w:val="22"/>
+        </w:rPr>
+        <w:t xml:space="preserve"> — 7 vinetas.</w:t>
       </w:r>
     </w:p>
     <w:p>

--- a/Programacion II/Kit docente/Clase 3/Guion Docente Clase 3 - Pilas y colas.docx
+++ b/Programacion II/Kit docente/Clase 3/Guion Docente Clase 3 - Pilas y colas.docx
@@ -245,7 +245,33 @@
           <w:color w:val="4A4A49"/>
           <w:sz w:val="22"/>
         </w:rPr>
-        <w:t xml:space="preserve"> — 7 vinetas.</w:t>
+        <w:t xml:space="preserve"> — 5 vinetas.</w:t>
+      </w:r>
+    </w:p>
+    <w:p>
+      <w:pPr>
+        <w:pStyle w:val="ListBullet2"/>
+      </w:pPr>
+      <w:r>
+        <w:rPr>
+          <w:b w:val="0"/>
+          <w:color w:val="4A4A49"/>
+          <w:sz w:val="22"/>
+        </w:rPr>
+        <w:t>Una estructura restrictiva como Queue no ofrece ese metodo; simplemente no existe en su contrato, entonces el error se vuelve imposible de escribir.</w:t>
+      </w:r>
+    </w:p>
+    <w:p>
+      <w:pPr>
+        <w:pStyle w:val="ListBullet2"/>
+      </w:pPr>
+      <w:r>
+        <w:rPr>
+          <w:b w:val="0"/>
+          <w:color w:val="4A4A49"/>
+          <w:sz w:val="22"/>
+        </w:rPr>
+        <w:t>Esa es la idea grande de hoy: elegir la estructura mas limitada que resuelva el problema no es una limitacion tecnica, es una forma de blindar la regla del negocio dentro del tipo de dato.</w:t>
       </w:r>
     </w:p>
     <w:p>
@@ -263,6 +289,246 @@
           <w:color w:val="4A4A49"/>
           <w:sz w:val="22"/>
         </w:rPr>
+        <w:t xml:space="preserve"> — 5 vinetas.</w:t>
+      </w:r>
+    </w:p>
+    <w:p>
+      <w:pPr>
+        <w:pStyle w:val="ListBullet2"/>
+      </w:pPr>
+      <w:r>
+        <w:rPr>
+          <w:b w:val="0"/>
+          <w:color w:val="4A4A49"/>
+          <w:sz w:val="22"/>
+        </w:rPr>
+        <w:t>En VetCare usamos siempre offer/poll/peek porque avisan con false o con null en vez de reventar, y en una recepcion que puede quedar vacia a media manana eso es exactamente lo que queremos. peek es lo que alimenta la pantalla de turnos que ve el publico; poll es lo que hace el medico cuando abre la puerta del consultorio.</w:t>
+      </w:r>
+    </w:p>
+    <w:p>
+      <w:r>
+        <w:rPr>
+          <w:b/>
+          <w:color w:val="4A4A49"/>
+          <w:sz w:val="22"/>
+        </w:rPr>
+        <w:t>La pila, o Stack, funciona al reves: LIFO, Last In, First Out, como la... (1/2)</w:t>
+      </w:r>
+      <w:r>
+        <w:rPr>
+          <w:b w:val="0"/>
+          <w:color w:val="4A4A49"/>
+          <w:sz w:val="22"/>
+        </w:rPr>
+        <w:t xml:space="preserve"> — 3 vinetas.</w:t>
+      </w:r>
+    </w:p>
+    <w:p>
+      <w:pPr>
+        <w:pStyle w:val="ListBullet2"/>
+      </w:pPr>
+      <w:r>
+        <w:rPr>
+          <w:b w:val="0"/>
+          <w:color w:val="4A4A49"/>
+          <w:sz w:val="22"/>
+        </w:rPr>
+        <w:t>Eso es literalmente como funciona el Ctrl+Z de cualquier programa.</w:t>
+      </w:r>
+    </w:p>
+    <w:p>
+      <w:r>
+        <w:rPr>
+          <w:b/>
+          <w:color w:val="4A4A49"/>
+          <w:sz w:val="22"/>
+        </w:rPr>
+        <w:t>La pila, o Stack, funciona al reves: LIFO, Last In, First Out, como la... (2/2)</w:t>
+      </w:r>
+      <w:r>
+        <w:rPr>
+          <w:b w:val="0"/>
+          <w:color w:val="4A4A49"/>
+          <w:sz w:val="22"/>
+        </w:rPr>
+        <w:t xml:space="preserve"> — 2 vinetas.</w:t>
+      </w:r>
+    </w:p>
+    <w:p>
+      <w:r>
+        <w:rPr>
+          <w:b/>
+          <w:color w:val="4A4A49"/>
+          <w:sz w:val="22"/>
+        </w:rPr>
+        <w:t>Vale la pena entender por que estas estructuras son rapidas, porque ahi...</w:t>
+      </w:r>
+      <w:r>
+        <w:rPr>
+          <w:b w:val="0"/>
+          <w:color w:val="4A4A49"/>
+          <w:sz w:val="22"/>
+        </w:rPr>
+        <w:t xml:space="preserve"> — 3 vinetas.</w:t>
+      </w:r>
+    </w:p>
+    <w:p>
+      <w:pPr>
+        <w:pStyle w:val="ListBullet2"/>
+      </w:pPr>
+      <w:r>
+        <w:rPr>
+          <w:b w:val="0"/>
+          <w:color w:val="4A4A49"/>
+          <w:sz w:val="22"/>
+        </w:rPr>
+        <w:t>Vale la pena entender por que estas estructuras son rapidas, porque ahi esta el argumento tecnico y no solo el pedagogico.</w:t>
+      </w:r>
+    </w:p>
+    <w:p>
+      <w:pPr>
+        <w:pStyle w:val="ListBullet2"/>
+      </w:pPr>
+      <w:r>
+        <w:rPr>
+          <w:b w:val="0"/>
+          <w:color w:val="4A4A49"/>
+          <w:sz w:val="22"/>
+        </w:rPr>
+        <w:t>Por eso agregar y sacar por cualquiera de los dos extremos cuesta tiempo constante.</w:t>
+      </w:r>
+    </w:p>
+    <w:p>
+      <w:pPr>
+        <w:pStyle w:val="ListBullet2"/>
+      </w:pPr>
+      <w:r>
+        <w:rPr>
+          <w:b w:val="0"/>
+          <w:color w:val="4A4A49"/>
+          <w:sz w:val="22"/>
+        </w:rPr>
+        <w:t>La estructura correcta no solo previene errores de negocio, tambien evita que el programa se arrastre.</w:t>
+      </w:r>
+    </w:p>
+    <w:p>
+      <w:r>
+        <w:rPr>
+          <w:b/>
+          <w:color w:val="4A4A49"/>
+          <w:sz w:val="22"/>
+        </w:rPr>
+        <w:t>Un punto que confunde mucho: una cola no se recorre para buscar</w:t>
+      </w:r>
+      <w:r>
+        <w:rPr>
+          <w:b w:val="0"/>
+          <w:color w:val="4A4A49"/>
+          <w:sz w:val="22"/>
+        </w:rPr>
+        <w:t xml:space="preserve"> — 6 vinetas.</w:t>
+      </w:r>
+    </w:p>
+    <w:p>
+      <w:pPr>
+        <w:pStyle w:val="ListBullet2"/>
+      </w:pPr>
+      <w:r>
+        <w:rPr>
+          <w:b w:val="0"/>
+          <w:color w:val="4A4A49"/>
+          <w:sz w:val="22"/>
+        </w:rPr>
+        <w:t>Ademas, recorrer una cola con for-each la muestra pero no la consume; muchos estudiantes imprimen la cola con un for-each, ven todos los turnos y creen que ya los atendieron, cuando en realidad size() sigue igual.</w:t>
+      </w:r>
+    </w:p>
+    <w:p>
+      <w:r>
+        <w:rPr>
+          <w:b/>
+          <w:color w:val="4A4A49"/>
+          <w:sz w:val="22"/>
+        </w:rPr>
+        <w:t>VetCareSalaDeEspera.java — class VetCareSalaDeEspera</w:t>
+      </w:r>
+      <w:r>
+        <w:rPr>
+          <w:b w:val="0"/>
+          <w:color w:val="4A4A49"/>
+          <w:sz w:val="22"/>
+        </w:rPr>
+        <w:t xml:space="preserve"> — 2 vinetas.</w:t>
+      </w:r>
+    </w:p>
+    <w:p>
+      <w:r>
+        <w:rPr>
+          <w:b/>
+          <w:color w:val="4A4A49"/>
+          <w:sz w:val="22"/>
+        </w:rPr>
+        <w:t>VetCareSalaDeEspera.java — main() (1/3)</w:t>
+      </w:r>
+      <w:r>
+        <w:rPr>
+          <w:b w:val="0"/>
+          <w:color w:val="4A4A49"/>
+          <w:sz w:val="22"/>
+        </w:rPr>
+        <w:t xml:space="preserve"> — 20 vinetas.</w:t>
+      </w:r>
+    </w:p>
+    <w:p>
+      <w:r>
+        <w:rPr>
+          <w:b/>
+          <w:color w:val="4A4A49"/>
+          <w:sz w:val="22"/>
+        </w:rPr>
+        <w:t>VetCareSalaDeEspera.java — main() (2/3)</w:t>
+      </w:r>
+      <w:r>
+        <w:rPr>
+          <w:b w:val="0"/>
+          <w:color w:val="4A4A49"/>
+          <w:sz w:val="22"/>
+        </w:rPr>
+        <w:t xml:space="preserve"> — 20 vinetas.</w:t>
+      </w:r>
+    </w:p>
+    <w:p>
+      <w:r>
+        <w:rPr>
+          <w:b/>
+          <w:color w:val="4A4A49"/>
+          <w:sz w:val="22"/>
+        </w:rPr>
+        <w:t>VetCareSalaDeEspera.java — main() (3/3)</w:t>
+      </w:r>
+      <w:r>
+        <w:rPr>
+          <w:b w:val="0"/>
+          <w:color w:val="4A4A49"/>
+          <w:sz w:val="22"/>
+        </w:rPr>
+        <w:t xml:space="preserve"> — 8 vinetas.</w:t>
+      </w:r>
+    </w:p>
+    <w:p>
+      <w:r>
+        <w:rPr>
+          <w:b/>
+          <w:color w:val="4A4A49"/>
+          <w:sz w:val="22"/>
+        </w:rPr>
+        <w:t>VetCareSalaDeEspera.java — class Turno</w:t>
+      </w:r>
+      <w:r>
+        <w:rPr>
+          <w:b w:val="0"/>
+          <w:color w:val="4A4A49"/>
+          <w:sz w:val="22"/>
+        </w:rPr>
         <w:t xml:space="preserve"> — 7 vinetas.</w:t>
       </w:r>
     </w:p>
@@ -273,7 +539,43 @@
           <w:color w:val="4A4A49"/>
           <w:sz w:val="22"/>
         </w:rPr>
-        <w:t>La pila, o Stack, funciona al reves: LIFO, Last In, First Out, como la...</w:t>
+        <w:t>VetCareSalaDeEspera.java — Turno()</w:t>
+      </w:r>
+      <w:r>
+        <w:rPr>
+          <w:b w:val="0"/>
+          <w:color w:val="4A4A49"/>
+          <w:sz w:val="22"/>
+        </w:rPr>
+        <w:t xml:space="preserve"> — 13 vinetas.</w:t>
+      </w:r>
+    </w:p>
+    <w:p>
+      <w:r>
+        <w:rPr>
+          <w:b/>
+          <w:color w:val="4A4A49"/>
+          <w:sz w:val="22"/>
+        </w:rPr>
+        <w:t>VetCareSalaDeEspera.java — class SalaDeEspera</w:t>
+      </w:r>
+      <w:r>
+        <w:rPr>
+          <w:b w:val="0"/>
+          <w:color w:val="4A4A49"/>
+          <w:sz w:val="22"/>
+        </w:rPr>
+        <w:t xml:space="preserve"> — 4 vinetas.</w:t>
+      </w:r>
+    </w:p>
+    <w:p>
+      <w:r>
+        <w:rPr>
+          <w:b/>
+          <w:color w:val="4A4A49"/>
+          <w:sz w:val="22"/>
+        </w:rPr>
+        <w:t>VetCareSalaDeEspera.java — registrarLlegada()</w:t>
       </w:r>
       <w:r>
         <w:rPr>
@@ -291,7 +593,61 @@
           <w:color w:val="4A4A49"/>
           <w:sz w:val="22"/>
         </w:rPr>
-        <w:t>Vale la pena entender por que estas estructuras son rapidas, porque ahi...</w:t>
+        <w:t>VetCareSalaDeEspera.java — siguienteEnPantalla()</w:t>
+      </w:r>
+      <w:r>
+        <w:rPr>
+          <w:b w:val="0"/>
+          <w:color w:val="4A4A49"/>
+          <w:sz w:val="22"/>
+        </w:rPr>
+        <w:t xml:space="preserve"> — 4 vinetas.</w:t>
+      </w:r>
+    </w:p>
+    <w:p>
+      <w:r>
+        <w:rPr>
+          <w:b/>
+          <w:color w:val="4A4A49"/>
+          <w:sz w:val="22"/>
+        </w:rPr>
+        <w:t>VetCareSalaDeEspera.java — atender()</w:t>
+      </w:r>
+      <w:r>
+        <w:rPr>
+          <w:b w:val="0"/>
+          <w:color w:val="4A4A49"/>
+          <w:sz w:val="22"/>
+        </w:rPr>
+        <w:t xml:space="preserve"> — 10 vinetas.</w:t>
+      </w:r>
+    </w:p>
+    <w:p>
+      <w:r>
+        <w:rPr>
+          <w:b/>
+          <w:color w:val="4A4A49"/>
+          <w:sz w:val="22"/>
+        </w:rPr>
+        <w:t>VetCareSalaDeEspera.java — estaVacia()</w:t>
+      </w:r>
+      <w:r>
+        <w:rPr>
+          <w:b w:val="0"/>
+          <w:color w:val="4A4A49"/>
+          <w:sz w:val="22"/>
+        </w:rPr>
+        <w:t xml:space="preserve"> — 4 vinetas.</w:t>
+      </w:r>
+    </w:p>
+    <w:p>
+      <w:r>
+        <w:rPr>
+          <w:b/>
+          <w:color w:val="4A4A49"/>
+          <w:sz w:val="22"/>
+        </w:rPr>
+        <w:t>VetCareSalaDeEspera.java — cantidad()</w:t>
       </w:r>
       <w:r>
         <w:rPr>
@@ -309,7 +665,61 @@
           <w:color w:val="4A4A49"/>
           <w:sz w:val="22"/>
         </w:rPr>
-        <w:t>Un punto que confunde mucho: una cola no se recorre para buscar</w:t>
+        <w:t>VetCareSalaDeEspera.java — class HistorialReciente</w:t>
+      </w:r>
+      <w:r>
+        <w:rPr>
+          <w:b w:val="0"/>
+          <w:color w:val="4A4A49"/>
+          <w:sz w:val="22"/>
+        </w:rPr>
+        <w:t xml:space="preserve"> — 4 vinetas.</w:t>
+      </w:r>
+    </w:p>
+    <w:p>
+      <w:r>
+        <w:rPr>
+          <w:b/>
+          <w:color w:val="4A4A49"/>
+          <w:sz w:val="22"/>
+        </w:rPr>
+        <w:t>VetCareSalaDeEspera.java — registrar()</w:t>
+      </w:r>
+      <w:r>
+        <w:rPr>
+          <w:b w:val="0"/>
+          <w:color w:val="4A4A49"/>
+          <w:sz w:val="22"/>
+        </w:rPr>
+        <w:t xml:space="preserve"> — 5 vinetas.</w:t>
+      </w:r>
+    </w:p>
+    <w:p>
+      <w:r>
+        <w:rPr>
+          <w:b/>
+          <w:color w:val="4A4A49"/>
+          <w:sz w:val="22"/>
+        </w:rPr>
+        <w:t>VetCareSalaDeEspera.java — ultimaAtencion()</w:t>
+      </w:r>
+      <w:r>
+        <w:rPr>
+          <w:b w:val="0"/>
+          <w:color w:val="4A4A49"/>
+          <w:sz w:val="22"/>
+        </w:rPr>
+        <w:t xml:space="preserve"> — 4 vinetas.</w:t>
+      </w:r>
+    </w:p>
+    <w:p>
+      <w:r>
+        <w:rPr>
+          <w:b/>
+          <w:color w:val="4A4A49"/>
+          <w:sz w:val="22"/>
+        </w:rPr>
+        <w:t>VetCareSalaDeEspera.java — deshacer()</w:t>
       </w:r>
       <w:r>
         <w:rPr>
@@ -318,6 +728,24 @@
           <w:sz w:val="22"/>
         </w:rPr>
         <w:t xml:space="preserve"> — 7 vinetas.</w:t>
+      </w:r>
+    </w:p>
+    <w:p>
+      <w:r>
+        <w:rPr>
+          <w:b/>
+          <w:color w:val="4A4A49"/>
+          <w:sz w:val="22"/>
+        </w:rPr>
+        <w:t>VetCareSalaDeEspera.java — cantidad()</w:t>
+      </w:r>
+      <w:r>
+        <w:rPr>
+          <w:b w:val="0"/>
+          <w:color w:val="4A4A49"/>
+          <w:sz w:val="22"/>
+        </w:rPr>
+        <w:t xml:space="preserve"> — 5 vinetas.</w:t>
       </w:r>
     </w:p>
     <w:p>

--- a/Programacion II/Kit docente/Clase 3/Guion Docente Clase 3 - Pilas y colas.docx
+++ b/Programacion II/Kit docente/Clase 3/Guion Docente Clase 3 - Pilas y colas.docx
@@ -850,7 +850,7 @@
           <w:color w:val="4A4A49"/>
           <w:sz w:val="22"/>
         </w:rPr>
-        <w:t>Cubrir el fundamento de arriba apoyandose en la slide «Teoria Core» y en la de codigo</w:t>
+        <w:t>Cubrir el fundamento de arriba apoyandose en las laminas de concepto y en las de codigo</w:t>
       </w:r>
     </w:p>
     <w:p>
@@ -860,7 +860,7 @@
           <w:color w:val="4A4A49"/>
           <w:sz w:val="22"/>
         </w:rPr>
-        <w:t>proyectable. Cada 8-10 min, amarrar al producto: «esto es lo que van a dejar hoy en VetCare».</w:t>
+        <w:t>(lo que hay que subrayar esta tambien en las notas del presentador de cada lamina). Cada 8-10 min, amarrar al producto: «esto es lo que van a dejar hoy en VetCare».</w:t>
       </w:r>
     </w:p>
     <w:p>
@@ -945,7 +945,36 @@
           <w:color w:val="1A1C1D"/>
           <w:sz w:val="32"/>
         </w:rPr>
-        <w:t>60-105 · Taller guiado = avance del PI</w:t>
+        <w:t>60-105 · Taller guiado (opcional) = avance del PI</w:t>
+      </w:r>
+    </w:p>
+    <w:p>
+      <w:r>
+        <w:rPr>
+          <w:b w:val="0"/>
+          <w:color w:val="4A4A49"/>
+          <w:sz w:val="22"/>
+        </w:rPr>
+        <w:t>Opcional: no tiene lamina en el deck. La guia esta en</w:t>
+      </w:r>
+    </w:p>
+    <w:p>
+      <w:r>
+        <w:rPr>
+          <w:rFonts w:ascii="Consolas" w:hAnsi="Consolas"/>
+          <w:b w:val="0"/>
+          <w:color w:val="111111"/>
+          <w:sz w:val="21"/>
+        </w:rPr>
+        <w:t>Clases/Clase 3 - Pilas y colas/Taller PI - Clase 3 - VetCare.docx</w:t>
+      </w:r>
+      <w:r>
+        <w:rPr>
+          <w:b w:val="0"/>
+          <w:color w:val="4A4A49"/>
+          <w:sz w:val="22"/>
+        </w:rPr>
+        <w:t>; si hoy no se hace, se extiende la demo y la practica libre.</w:t>
       </w:r>
     </w:p>
     <w:p>
@@ -1081,7 +1110,24 @@
           <w:color w:val="4A4A49"/>
           <w:sz w:val="22"/>
         </w:rPr>
-        <w:t>Repasar el checklist de la slide de criterios.</w:t>
+        <w:t xml:space="preserve">Si hubo taller, repasar los criterios de exito del </w:t>
+      </w:r>
+      <w:r>
+        <w:rPr>
+          <w:rFonts w:ascii="Consolas" w:hAnsi="Consolas"/>
+          <w:b w:val="0"/>
+          <w:color w:val="111111"/>
+          <w:sz w:val="21"/>
+        </w:rPr>
+        <w:t>Taller PI - Clase 3 - VetCare.docx</w:t>
+      </w:r>
+      <w:r>
+        <w:rPr>
+          <w:b w:val="0"/>
+          <w:color w:val="4A4A49"/>
+          <w:sz w:val="22"/>
+        </w:rPr>
+        <w:t xml:space="preserve"> (no estan en el deck).</w:t>
       </w:r>
     </w:p>
     <w:p>

--- a/Programacion II/Kit docente/Clase 3/Guion Docente Clase 3 - Pilas y colas.docx
+++ b/Programacion II/Kit docente/Clase 3/Guion Docente Clase 3 - Pilas y colas.docx
@@ -449,7 +449,7 @@
           <w:color w:val="4A4A49"/>
           <w:sz w:val="22"/>
         </w:rPr>
-        <w:t>VetCareSalaDeEspera.java — class VetCareSalaDeEspera</w:t>
+        <w:t>ClinicaSalaDeEspera.java — class ClinicaSalaDeEspera</w:t>
       </w:r>
       <w:r>
         <w:rPr>
@@ -467,7 +467,7 @@
           <w:color w:val="4A4A49"/>
           <w:sz w:val="22"/>
         </w:rPr>
-        <w:t>VetCareSalaDeEspera.java — main() (1/3)</w:t>
+        <w:t>ClinicaSalaDeEspera.java — main() (1/3)</w:t>
       </w:r>
       <w:r>
         <w:rPr>
@@ -485,7 +485,7 @@
           <w:color w:val="4A4A49"/>
           <w:sz w:val="22"/>
         </w:rPr>
-        <w:t>VetCareSalaDeEspera.java — main() (2/3)</w:t>
+        <w:t>ClinicaSalaDeEspera.java — main() (2/3)</w:t>
       </w:r>
       <w:r>
         <w:rPr>
@@ -503,7 +503,7 @@
           <w:color w:val="4A4A49"/>
           <w:sz w:val="22"/>
         </w:rPr>
-        <w:t>VetCareSalaDeEspera.java — main() (3/3)</w:t>
+        <w:t>ClinicaSalaDeEspera.java — main() (3/3)</w:t>
       </w:r>
       <w:r>
         <w:rPr>
@@ -521,7 +521,7 @@
           <w:color w:val="4A4A49"/>
           <w:sz w:val="22"/>
         </w:rPr>
-        <w:t>VetCareSalaDeEspera.java — class Turno</w:t>
+        <w:t>ClinicaSalaDeEspera.java — class Turno</w:t>
       </w:r>
       <w:r>
         <w:rPr>
@@ -539,7 +539,7 @@
           <w:color w:val="4A4A49"/>
           <w:sz w:val="22"/>
         </w:rPr>
-        <w:t>VetCareSalaDeEspera.java — Turno()</w:t>
+        <w:t>ClinicaSalaDeEspera.java — Turno()</w:t>
       </w:r>
       <w:r>
         <w:rPr>
@@ -557,7 +557,7 @@
           <w:color w:val="4A4A49"/>
           <w:sz w:val="22"/>
         </w:rPr>
-        <w:t>VetCareSalaDeEspera.java — class SalaDeEspera</w:t>
+        <w:t>ClinicaSalaDeEspera.java — class SalaDeEspera</w:t>
       </w:r>
       <w:r>
         <w:rPr>
@@ -575,7 +575,7 @@
           <w:color w:val="4A4A49"/>
           <w:sz w:val="22"/>
         </w:rPr>
-        <w:t>VetCareSalaDeEspera.java — registrarLlegada()</w:t>
+        <w:t>ClinicaSalaDeEspera.java — registrarLlegada()</w:t>
       </w:r>
       <w:r>
         <w:rPr>
@@ -593,7 +593,7 @@
           <w:color w:val="4A4A49"/>
           <w:sz w:val="22"/>
         </w:rPr>
-        <w:t>VetCareSalaDeEspera.java — siguienteEnPantalla()</w:t>
+        <w:t>ClinicaSalaDeEspera.java — siguienteEnPantalla()</w:t>
       </w:r>
       <w:r>
         <w:rPr>
@@ -611,7 +611,7 @@
           <w:color w:val="4A4A49"/>
           <w:sz w:val="22"/>
         </w:rPr>
-        <w:t>VetCareSalaDeEspera.java — atender()</w:t>
+        <w:t>ClinicaSalaDeEspera.java — atender()</w:t>
       </w:r>
       <w:r>
         <w:rPr>
@@ -629,7 +629,7 @@
           <w:color w:val="4A4A49"/>
           <w:sz w:val="22"/>
         </w:rPr>
-        <w:t>VetCareSalaDeEspera.java — estaVacia()</w:t>
+        <w:t>ClinicaSalaDeEspera.java — estaVacia()</w:t>
       </w:r>
       <w:r>
         <w:rPr>
@@ -647,7 +647,7 @@
           <w:color w:val="4A4A49"/>
           <w:sz w:val="22"/>
         </w:rPr>
-        <w:t>VetCareSalaDeEspera.java — cantidad()</w:t>
+        <w:t>ClinicaSalaDeEspera.java — cantidad()</w:t>
       </w:r>
       <w:r>
         <w:rPr>
@@ -665,7 +665,7 @@
           <w:color w:val="4A4A49"/>
           <w:sz w:val="22"/>
         </w:rPr>
-        <w:t>VetCareSalaDeEspera.java — class HistorialReciente</w:t>
+        <w:t>ClinicaSalaDeEspera.java — class HistorialReciente</w:t>
       </w:r>
       <w:r>
         <w:rPr>
@@ -683,7 +683,7 @@
           <w:color w:val="4A4A49"/>
           <w:sz w:val="22"/>
         </w:rPr>
-        <w:t>VetCareSalaDeEspera.java — registrar()</w:t>
+        <w:t>ClinicaSalaDeEspera.java — registrar()</w:t>
       </w:r>
       <w:r>
         <w:rPr>
@@ -701,7 +701,7 @@
           <w:color w:val="4A4A49"/>
           <w:sz w:val="22"/>
         </w:rPr>
-        <w:t>VetCareSalaDeEspera.java — ultimaAtencion()</w:t>
+        <w:t>ClinicaSalaDeEspera.java — ultimaAtencion()</w:t>
       </w:r>
       <w:r>
         <w:rPr>
@@ -719,7 +719,7 @@
           <w:color w:val="4A4A49"/>
           <w:sz w:val="22"/>
         </w:rPr>
-        <w:t>VetCareSalaDeEspera.java — deshacer()</w:t>
+        <w:t>ClinicaSalaDeEspera.java — deshacer()</w:t>
       </w:r>
       <w:r>
         <w:rPr>
@@ -737,7 +737,7 @@
           <w:color w:val="4A4A49"/>
           <w:sz w:val="22"/>
         </w:rPr>
-        <w:t>VetCareSalaDeEspera.java — cantidad()</w:t>
+        <w:t>ClinicaSalaDeEspera.java — cantidad()</w:t>
       </w:r>
       <w:r>
         <w:rPr>
@@ -932,7 +932,7 @@
           <w:color w:val="111111"/>
           <w:sz w:val="21"/>
         </w:rPr>
-        <w:t>Kit docente/Clase 3/Codigo/VetCareSalaDeEspera.java</w:t>
+        <w:t>Kit docente/Clase 3/Codigo/ClinicaSalaDeEspera.java</w:t>
       </w:r>
     </w:p>
     <w:p>

--- a/Programacion II/Kit docente/Clase 3/Guion Docente Clase 3 - Pilas y colas.docx
+++ b/Programacion II/Kit docente/Clase 3/Guion Docente Clase 3 - Pilas y colas.docx
@@ -211,23 +211,7 @@
           <w:color w:val="4A4A49"/>
           <w:sz w:val="22"/>
         </w:rPr>
-        <w:t xml:space="preserve">Todo lo que hay que decir </w:t>
-      </w:r>
-      <w:r>
-        <w:rPr>
-          <w:b/>
-          <w:color w:val="4A4A49"/>
-          <w:sz w:val="22"/>
-        </w:rPr>
-        <w:t>esta proyectado</w:t>
-      </w:r>
-      <w:r>
-        <w:rPr>
-          <w:b w:val="0"/>
-          <w:color w:val="4A4A49"/>
-          <w:sz w:val="22"/>
-        </w:rPr>
-        <w:t>. Esta seccion dice que subrayar en cada lamina, no repite su contenido.</w:t>
+        <w:t>Las ideas de cada concepto estan proyectadas y el desarrollo completo esta en las notas del presentador de su lamina. Aqui va, por lamina y en su orden, lo que hay que subrayar.</w:t>
       </w:r>
     </w:p>
     <w:p>
@@ -237,7 +221,7 @@
           <w:color w:val="4A4A49"/>
           <w:sz w:val="22"/>
         </w:rPr>
-        <w:t>La clase pasada nos dio un ArrayList, que es una herramienta poderosa...</w:t>
+        <w:t>[Slide 4] Cuando la lista permite demasiado</w:t>
       </w:r>
       <w:r>
         <w:rPr>
@@ -245,7 +229,7 @@
           <w:color w:val="4A4A49"/>
           <w:sz w:val="22"/>
         </w:rPr>
-        <w:t xml:space="preserve"> — 5 vinetas.</w:t>
+        <w:t xml:space="preserve"> — 4 ideas proyectadas; el desarrollo, en las notas del presentador.</w:t>
       </w:r>
     </w:p>
     <w:p>
@@ -258,7 +242,7 @@
           <w:color w:val="4A4A49"/>
           <w:sz w:val="22"/>
         </w:rPr>
-        <w:t>Una estructura restrictiva como Queue no ofrece ese metodo; simplemente no existe en su contrato, entonces el error se vuelve imposible de escribir.</w:t>
+        <w:t>Subrayar: Una estructura restrictiva como Queue no ofrece ese metodo; simplemente no existe en su contrato, entonces el error se vuelve imposible de escribir.</w:t>
       </w:r>
     </w:p>
     <w:p>
@@ -271,7 +255,7 @@
           <w:color w:val="4A4A49"/>
           <w:sz w:val="22"/>
         </w:rPr>
-        <w:t>Esa es la idea grande de hoy: elegir la estructura mas limitada que resuelva el problema no es una limitacion tecnica, es una forma de blindar la regla del negocio dentro del tipo de dato.</w:t>
+        <w:t>Subrayar: Esa es la idea grande de hoy: elegir la estructura mas limitada que resuelva el problema no es una limitacion tecnica, es una forma de blindar la regla del negocio dentro del tipo de dato.</w:t>
       </w:r>
     </w:p>
     <w:p>
@@ -281,7 +265,7 @@
           <w:color w:val="4A4A49"/>
           <w:sz w:val="22"/>
         </w:rPr>
-        <w:t>La cola, o Queue, funciona con disciplina FIFO: First In, First Out, el...</w:t>
+        <w:t>[Slide 5] La cola: FIFO con Queue</w:t>
       </w:r>
       <w:r>
         <w:rPr>
@@ -289,7 +273,7 @@
           <w:color w:val="4A4A49"/>
           <w:sz w:val="22"/>
         </w:rPr>
-        <w:t xml:space="preserve"> — 5 vinetas.</w:t>
+        <w:t xml:space="preserve"> — 4 ideas proyectadas; el desarrollo, en las notas del presentador.</w:t>
       </w:r>
     </w:p>
     <w:p>
@@ -302,7 +286,7 @@
           <w:color w:val="4A4A49"/>
           <w:sz w:val="22"/>
         </w:rPr>
-        <w:t>En VetCare usamos siempre offer/poll/peek porque avisan con false o con null en vez de reventar, y en una recepcion que puede quedar vacia a media manana eso es exactamente lo que queremos. peek es lo que alimenta la pantalla de turnos que ve el publico; poll es lo que hace el medico cuando abre la puerta del consultorio.</w:t>
+        <w:t>Subrayar: En VetCare usamos siempre offer/poll/peek porque avisan con false o con null en vez de reventar, y en una recepcion que puede quedar vacia a media manana eso es exactamente lo que queremos. peek es lo que alimenta la pantalla de turnos que ve el publico; poll es lo que hace el medico cuando abre la puerta del consultorio.</w:t>
       </w:r>
     </w:p>
     <w:p>
@@ -312,7 +296,7 @@
           <w:color w:val="4A4A49"/>
           <w:sz w:val="22"/>
         </w:rPr>
-        <w:t>La pila, o Stack, funciona al reves: LIFO, Last In, First Out, como la... (1/2)</w:t>
+        <w:t>[Slide 6] Turno: lo que guarda la cola</w:t>
       </w:r>
       <w:r>
         <w:rPr>
@@ -320,7 +304,61 @@
           <w:color w:val="4A4A49"/>
           <w:sz w:val="22"/>
         </w:rPr>
-        <w:t xml:space="preserve"> — 3 vinetas.</w:t>
+        <w:t xml:space="preserve"> — codigo (9 lineas). Leerlo de arriba abajo y ejecutarlo en la demo.</w:t>
+      </w:r>
+    </w:p>
+    <w:p>
+      <w:r>
+        <w:rPr>
+          <w:b/>
+          <w:color w:val="4A4A49"/>
+          <w:sz w:val="22"/>
+        </w:rPr>
+        <w:t>[Slide 7] SalaDeEspera: offer y peek</w:t>
+      </w:r>
+      <w:r>
+        <w:rPr>
+          <w:b w:val="0"/>
+          <w:color w:val="4A4A49"/>
+          <w:sz w:val="22"/>
+        </w:rPr>
+        <w:t xml:space="preserve"> — codigo (11 lineas). Leerlo de arriba abajo y ejecutarlo en la demo.</w:t>
+      </w:r>
+    </w:p>
+    <w:p>
+      <w:r>
+        <w:rPr>
+          <w:b/>
+          <w:color w:val="4A4A49"/>
+          <w:sz w:val="22"/>
+        </w:rPr>
+        <w:t>[Slide 8] atender(): poll sin sorpresas</w:t>
+      </w:r>
+      <w:r>
+        <w:rPr>
+          <w:b w:val="0"/>
+          <w:color w:val="4A4A49"/>
+          <w:sz w:val="22"/>
+        </w:rPr>
+        <w:t xml:space="preserve"> — codigo (13 lineas). Leerlo de arriba abajo y ejecutarlo en la demo.</w:t>
+      </w:r>
+    </w:p>
+    <w:p>
+      <w:r>
+        <w:rPr>
+          <w:b/>
+          <w:color w:val="4A4A49"/>
+          <w:sz w:val="22"/>
+        </w:rPr>
+        <w:t>[Slide 9] La pila: LIFO con Deque</w:t>
+      </w:r>
+      <w:r>
+        <w:rPr>
+          <w:b w:val="0"/>
+          <w:color w:val="4A4A49"/>
+          <w:sz w:val="22"/>
+        </w:rPr>
+        <w:t xml:space="preserve"> — 4 ideas proyectadas; el desarrollo, en las notas del presentador.</w:t>
       </w:r>
     </w:p>
     <w:p>
@@ -333,7 +371,7 @@
           <w:color w:val="4A4A49"/>
           <w:sz w:val="22"/>
         </w:rPr>
-        <w:t>Eso es literalmente como funciona el Ctrl+Z de cualquier programa.</w:t>
+        <w:t>Subrayar: Eso es literalmente como funciona el Ctrl+Z de cualquier programa.</w:t>
       </w:r>
     </w:p>
     <w:p>
@@ -343,7 +381,7 @@
           <w:color w:val="4A4A49"/>
           <w:sz w:val="22"/>
         </w:rPr>
-        <w:t>La pila, o Stack, funciona al reves: LIFO, Last In, First Out, como la... (2/2)</w:t>
+        <w:t>[Slide 10] HistorialReciente: push, peek y pop</w:t>
       </w:r>
       <w:r>
         <w:rPr>
@@ -351,7 +389,7 @@
           <w:color w:val="4A4A49"/>
           <w:sz w:val="22"/>
         </w:rPr>
-        <w:t xml:space="preserve"> — 2 vinetas.</w:t>
+        <w:t xml:space="preserve"> — codigo (17 lineas). Leerlo de arriba abajo y ejecutarlo en la demo.</w:t>
       </w:r>
     </w:p>
     <w:p>
@@ -361,7 +399,7 @@
           <w:color w:val="4A4A49"/>
           <w:sz w:val="22"/>
         </w:rPr>
-        <w:t>Vale la pena entender por que estas estructuras son rapidas, porque ahi...</w:t>
+        <w:t>[Slide 11] La cola y la pila trabajando juntas</w:t>
       </w:r>
       <w:r>
         <w:rPr>
@@ -369,7 +407,25 @@
           <w:color w:val="4A4A49"/>
           <w:sz w:val="22"/>
         </w:rPr>
-        <w:t xml:space="preserve"> — 3 vinetas.</w:t>
+        <w:t xml:space="preserve"> — codigo (13 lineas). Leerlo de arriba abajo y ejecutarlo en la demo.</w:t>
+      </w:r>
+    </w:p>
+    <w:p>
+      <w:r>
+        <w:rPr>
+          <w:b/>
+          <w:color w:val="4A4A49"/>
+          <w:sz w:val="22"/>
+        </w:rPr>
+        <w:t>[Slide 12] Por qué son rápidas: ArrayDeque y LinkedList</w:t>
+      </w:r>
+      <w:r>
+        <w:rPr>
+          <w:b w:val="0"/>
+          <w:color w:val="4A4A49"/>
+          <w:sz w:val="22"/>
+        </w:rPr>
+        <w:t xml:space="preserve"> — 3 ideas proyectadas; el desarrollo, en las notas del presentador.</w:t>
       </w:r>
     </w:p>
     <w:p>
@@ -382,7 +438,7 @@
           <w:color w:val="4A4A49"/>
           <w:sz w:val="22"/>
         </w:rPr>
-        <w:t>Vale la pena entender por que estas estructuras son rapidas, porque ahi esta el argumento tecnico y no solo el pedagogico.</w:t>
+        <w:t>Subrayar: Vale la pena entender por que estas estructuras son rapidas, porque ahi esta el argumento tecnico y no solo el pedagogico.</w:t>
       </w:r>
     </w:p>
     <w:p>
@@ -395,7 +451,7 @@
           <w:color w:val="4A4A49"/>
           <w:sz w:val="22"/>
         </w:rPr>
-        <w:t>Por eso agregar y sacar por cualquiera de los dos extremos cuesta tiempo constante.</w:t>
+        <w:t>Subrayar: Por eso agregar y sacar por cualquiera de los dos extremos cuesta tiempo constante.</w:t>
       </w:r>
     </w:p>
     <w:p>
@@ -408,7 +464,7 @@
           <w:color w:val="4A4A49"/>
           <w:sz w:val="22"/>
         </w:rPr>
-        <w:t>La estructura correcta no solo previene errores de negocio, tambien evita que el programa se arrastre.</w:t>
+        <w:t>Subrayar: La estructura correcta no solo previene errores de negocio, tambien evita que el programa se arrastre.</w:t>
       </w:r>
     </w:p>
     <w:p>
@@ -418,7 +474,7 @@
           <w:color w:val="4A4A49"/>
           <w:sz w:val="22"/>
         </w:rPr>
-        <w:t>Un punto que confunde mucho: una cola no se recorre para buscar</w:t>
+        <w:t>[Slide 13] Una cola no se recorre para buscar</w:t>
       </w:r>
       <w:r>
         <w:rPr>
@@ -426,7 +482,7 @@
           <w:color w:val="4A4A49"/>
           <w:sz w:val="22"/>
         </w:rPr>
-        <w:t xml:space="preserve"> — 6 vinetas.</w:t>
+        <w:t xml:space="preserve"> — 4 ideas proyectadas; el desarrollo, en las notas del presentador.</w:t>
       </w:r>
     </w:p>
     <w:p>
@@ -439,7 +495,7 @@
           <w:color w:val="4A4A49"/>
           <w:sz w:val="22"/>
         </w:rPr>
-        <w:t>Ademas, recorrer una cola con for-each la muestra pero no la consume; muchos estudiantes imprimen la cola con un for-each, ven todos los turnos y creen que ya los atendieron, cuando en realidad size() sigue igual.</w:t>
+        <w:t>Subrayar: Ademas, recorrer una cola con for-each la muestra pero no la consume; muchos estudiantes imprimen la cola con un for-each, ven todos los turnos y creen que ya los atendieron, cuando en realidad size() sigue igual.</w:t>
       </w:r>
     </w:p>
     <w:p>
@@ -449,7 +505,7 @@
           <w:color w:val="4A4A49"/>
           <w:sz w:val="22"/>
         </w:rPr>
-        <w:t>ClinicaSalaDeEspera.java — class ClinicaSalaDeEspera</w:t>
+        <w:t>[Slide 14] La urgencia entra con addFirst</w:t>
       </w:r>
       <w:r>
         <w:rPr>
@@ -457,295 +513,43 @@
           <w:color w:val="4A4A49"/>
           <w:sz w:val="22"/>
         </w:rPr>
-        <w:t xml:space="preserve"> — 2 vinetas.</w:t>
+        <w:t xml:space="preserve"> — codigo (7 lineas). Leerlo de arriba abajo y ejecutarlo en la demo.</w:t>
       </w:r>
     </w:p>
     <w:p>
+      <w:pPr>
+        <w:spacing w:before="200" w:after="60"/>
+      </w:pPr>
       <w:r>
         <w:rPr>
           <w:b/>
-          <w:color w:val="4A4A49"/>
-          <w:sz w:val="22"/>
+          <w:color w:val="1A1C1D"/>
+          <w:sz w:val="32"/>
         </w:rPr>
-        <w:t>ClinicaSalaDeEspera.java — main() (1/3)</w:t>
+        <w:t>Errores tipicos del docente que no domina el tema</w:t>
       </w:r>
+    </w:p>
+    <w:p>
       <w:r>
         <w:rPr>
           <w:b w:val="0"/>
           <w:color w:val="4A4A49"/>
           <w:sz w:val="22"/>
         </w:rPr>
-        <w:t xml:space="preserve"> — 20 vinetas.</w:t>
+        <w:t>Material de preparacion: no se proyecta.</w:t>
       </w:r>
     </w:p>
     <w:p>
-      <w:r>
-        <w:rPr>
-          <w:b/>
-          <w:color w:val="4A4A49"/>
-          <w:sz w:val="22"/>
-        </w:rPr>
-        <w:t>ClinicaSalaDeEspera.java — main() (2/3)</w:t>
-      </w:r>
+      <w:pPr>
+        <w:pStyle w:val="ListBullet"/>
+      </w:pPr>
       <w:r>
         <w:rPr>
           <w:b w:val="0"/>
           <w:color w:val="4A4A49"/>
           <w:sz w:val="22"/>
         </w:rPr>
-        <w:t xml:space="preserve"> — 20 vinetas.</w:t>
-      </w:r>
-    </w:p>
-    <w:p>
-      <w:r>
-        <w:rPr>
-          <w:b/>
-          <w:color w:val="4A4A49"/>
-          <w:sz w:val="22"/>
-        </w:rPr>
-        <w:t>ClinicaSalaDeEspera.java — main() (3/3)</w:t>
-      </w:r>
-      <w:r>
-        <w:rPr>
-          <w:b w:val="0"/>
-          <w:color w:val="4A4A49"/>
-          <w:sz w:val="22"/>
-        </w:rPr>
-        <w:t xml:space="preserve"> — 8 vinetas.</w:t>
-      </w:r>
-    </w:p>
-    <w:p>
-      <w:r>
-        <w:rPr>
-          <w:b/>
-          <w:color w:val="4A4A49"/>
-          <w:sz w:val="22"/>
-        </w:rPr>
-        <w:t>ClinicaSalaDeEspera.java — class Turno</w:t>
-      </w:r>
-      <w:r>
-        <w:rPr>
-          <w:b w:val="0"/>
-          <w:color w:val="4A4A49"/>
-          <w:sz w:val="22"/>
-        </w:rPr>
-        <w:t xml:space="preserve"> — 7 vinetas.</w:t>
-      </w:r>
-    </w:p>
-    <w:p>
-      <w:r>
-        <w:rPr>
-          <w:b/>
-          <w:color w:val="4A4A49"/>
-          <w:sz w:val="22"/>
-        </w:rPr>
-        <w:t>ClinicaSalaDeEspera.java — Turno()</w:t>
-      </w:r>
-      <w:r>
-        <w:rPr>
-          <w:b w:val="0"/>
-          <w:color w:val="4A4A49"/>
-          <w:sz w:val="22"/>
-        </w:rPr>
-        <w:t xml:space="preserve"> — 13 vinetas.</w:t>
-      </w:r>
-    </w:p>
-    <w:p>
-      <w:r>
-        <w:rPr>
-          <w:b/>
-          <w:color w:val="4A4A49"/>
-          <w:sz w:val="22"/>
-        </w:rPr>
-        <w:t>ClinicaSalaDeEspera.java — class SalaDeEspera</w:t>
-      </w:r>
-      <w:r>
-        <w:rPr>
-          <w:b w:val="0"/>
-          <w:color w:val="4A4A49"/>
-          <w:sz w:val="22"/>
-        </w:rPr>
-        <w:t xml:space="preserve"> — 4 vinetas.</w:t>
-      </w:r>
-    </w:p>
-    <w:p>
-      <w:r>
-        <w:rPr>
-          <w:b/>
-          <w:color w:val="4A4A49"/>
-          <w:sz w:val="22"/>
-        </w:rPr>
-        <w:t>ClinicaSalaDeEspera.java — registrarLlegada()</w:t>
-      </w:r>
-      <w:r>
-        <w:rPr>
-          <w:b w:val="0"/>
-          <w:color w:val="4A4A49"/>
-          <w:sz w:val="22"/>
-        </w:rPr>
-        <w:t xml:space="preserve"> — 6 vinetas.</w:t>
-      </w:r>
-    </w:p>
-    <w:p>
-      <w:r>
-        <w:rPr>
-          <w:b/>
-          <w:color w:val="4A4A49"/>
-          <w:sz w:val="22"/>
-        </w:rPr>
-        <w:t>ClinicaSalaDeEspera.java — siguienteEnPantalla()</w:t>
-      </w:r>
-      <w:r>
-        <w:rPr>
-          <w:b w:val="0"/>
-          <w:color w:val="4A4A49"/>
-          <w:sz w:val="22"/>
-        </w:rPr>
-        <w:t xml:space="preserve"> — 4 vinetas.</w:t>
-      </w:r>
-    </w:p>
-    <w:p>
-      <w:r>
-        <w:rPr>
-          <w:b/>
-          <w:color w:val="4A4A49"/>
-          <w:sz w:val="22"/>
-        </w:rPr>
-        <w:t>ClinicaSalaDeEspera.java — atender()</w:t>
-      </w:r>
-      <w:r>
-        <w:rPr>
-          <w:b w:val="0"/>
-          <w:color w:val="4A4A49"/>
-          <w:sz w:val="22"/>
-        </w:rPr>
-        <w:t xml:space="preserve"> — 10 vinetas.</w:t>
-      </w:r>
-    </w:p>
-    <w:p>
-      <w:r>
-        <w:rPr>
-          <w:b/>
-          <w:color w:val="4A4A49"/>
-          <w:sz w:val="22"/>
-        </w:rPr>
-        <w:t>ClinicaSalaDeEspera.java — estaVacia()</w:t>
-      </w:r>
-      <w:r>
-        <w:rPr>
-          <w:b w:val="0"/>
-          <w:color w:val="4A4A49"/>
-          <w:sz w:val="22"/>
-        </w:rPr>
-        <w:t xml:space="preserve"> — 4 vinetas.</w:t>
-      </w:r>
-    </w:p>
-    <w:p>
-      <w:r>
-        <w:rPr>
-          <w:b/>
-          <w:color w:val="4A4A49"/>
-          <w:sz w:val="22"/>
-        </w:rPr>
-        <w:t>ClinicaSalaDeEspera.java — cantidad()</w:t>
-      </w:r>
-      <w:r>
-        <w:rPr>
-          <w:b w:val="0"/>
-          <w:color w:val="4A4A49"/>
-          <w:sz w:val="22"/>
-        </w:rPr>
-        <w:t xml:space="preserve"> — 6 vinetas.</w:t>
-      </w:r>
-    </w:p>
-    <w:p>
-      <w:r>
-        <w:rPr>
-          <w:b/>
-          <w:color w:val="4A4A49"/>
-          <w:sz w:val="22"/>
-        </w:rPr>
-        <w:t>ClinicaSalaDeEspera.java — class HistorialReciente</w:t>
-      </w:r>
-      <w:r>
-        <w:rPr>
-          <w:b w:val="0"/>
-          <w:color w:val="4A4A49"/>
-          <w:sz w:val="22"/>
-        </w:rPr>
-        <w:t xml:space="preserve"> — 4 vinetas.</w:t>
-      </w:r>
-    </w:p>
-    <w:p>
-      <w:r>
-        <w:rPr>
-          <w:b/>
-          <w:color w:val="4A4A49"/>
-          <w:sz w:val="22"/>
-        </w:rPr>
-        <w:t>ClinicaSalaDeEspera.java — registrar()</w:t>
-      </w:r>
-      <w:r>
-        <w:rPr>
-          <w:b w:val="0"/>
-          <w:color w:val="4A4A49"/>
-          <w:sz w:val="22"/>
-        </w:rPr>
-        <w:t xml:space="preserve"> — 5 vinetas.</w:t>
-      </w:r>
-    </w:p>
-    <w:p>
-      <w:r>
-        <w:rPr>
-          <w:b/>
-          <w:color w:val="4A4A49"/>
-          <w:sz w:val="22"/>
-        </w:rPr>
-        <w:t>ClinicaSalaDeEspera.java — ultimaAtencion()</w:t>
-      </w:r>
-      <w:r>
-        <w:rPr>
-          <w:b w:val="0"/>
-          <w:color w:val="4A4A49"/>
-          <w:sz w:val="22"/>
-        </w:rPr>
-        <w:t xml:space="preserve"> — 4 vinetas.</w:t>
-      </w:r>
-    </w:p>
-    <w:p>
-      <w:r>
-        <w:rPr>
-          <w:b/>
-          <w:color w:val="4A4A49"/>
-          <w:sz w:val="22"/>
-        </w:rPr>
-        <w:t>ClinicaSalaDeEspera.java — deshacer()</w:t>
-      </w:r>
-      <w:r>
-        <w:rPr>
-          <w:b w:val="0"/>
-          <w:color w:val="4A4A49"/>
-          <w:sz w:val="22"/>
-        </w:rPr>
-        <w:t xml:space="preserve"> — 7 vinetas.</w:t>
-      </w:r>
-    </w:p>
-    <w:p>
-      <w:r>
-        <w:rPr>
-          <w:b/>
-          <w:color w:val="4A4A49"/>
-          <w:sz w:val="22"/>
-        </w:rPr>
-        <w:t>ClinicaSalaDeEspera.java — cantidad()</w:t>
-      </w:r>
-      <w:r>
-        <w:rPr>
-          <w:b w:val="0"/>
-          <w:color w:val="4A4A49"/>
-          <w:sz w:val="22"/>
-        </w:rPr>
-        <w:t xml:space="preserve"> — 5 vinetas.</w:t>
+        <w:t>Error tipico del docente que no domina el tema: escribir Queue&lt;Turno&gt; sala = new Queue&lt;&gt;() y quedarse en blanco cuando VS Code subraya la linea, sin poder explicar que Queue es una interfaz y que necesita una implementacion concreta como LinkedList o ArrayDeque. El segundo clasico es usar la clase Stack solamente porque es la primera que aparece en Google, y no poder responder cuando un estudiante pregunta por que la documentacion recomienda ArrayDeque. El tercero, muy frecuente, es confundir peek con poll durante la demo: el docente llama a peek dentro de un while creyendo que va a vaciar la cola y arma un ciclo infinito en plena clase. El cuarto es llamar pop() sobre una pila vacia sin validar isEmpty(), que con ArrayDeque lanza NoSuchElementException y con Stack lanza EmptyStackException; hay que mostrar esa excepcion a proposito y envolverla en try-catch, porque el PI exige manejo de errores. Ensaye los cuatro casos antes de entrar al salon para que cada mensaje rojo sea una leccion planeada y no una sorpresa.</w:t>
       </w:r>
     </w:p>
     <w:p>

--- a/Programacion II/Kit docente/Clase 3/Guion Docente Clase 3 - Pilas y colas.docx
+++ b/Programacion II/Kit docente/Clase 3/Guion Docente Clase 3 - Pilas y colas.docx
@@ -304,7 +304,7 @@
           <w:color w:val="4A4A49"/>
           <w:sz w:val="22"/>
         </w:rPr>
-        <w:t xml:space="preserve"> — codigo (9 lineas). Leerlo de arriba abajo y ejecutarlo en la demo.</w:t>
+        <w:t xml:space="preserve"> — programa completo (31 lineas): se copia en Main.java y corre solo. Leerlo de arriba abajo y ejecutarlo; la salida esperada esta en las notas del presentador.</w:t>
       </w:r>
     </w:p>
     <w:p>
@@ -322,7 +322,7 @@
           <w:color w:val="4A4A49"/>
           <w:sz w:val="22"/>
         </w:rPr>
-        <w:t xml:space="preserve"> — codigo (11 lineas). Leerlo de arriba abajo y ejecutarlo en la demo.</w:t>
+        <w:t xml:space="preserve"> — programa completo (40 lineas): se copia en Main.java y corre solo. Leerlo de arriba abajo y ejecutarlo; la salida esperada esta en las notas del presentador.</w:t>
       </w:r>
     </w:p>
     <w:p>
@@ -340,7 +340,7 @@
           <w:color w:val="4A4A49"/>
           <w:sz w:val="22"/>
         </w:rPr>
-        <w:t xml:space="preserve"> — codigo (13 lineas). Leerlo de arriba abajo y ejecutarlo en la demo.</w:t>
+        <w:t xml:space="preserve"> — programa completo (39 lineas): se copia en Main.java y corre solo. Leerlo de arriba abajo y ejecutarlo; la salida esperada esta en las notas del presentador.</w:t>
       </w:r>
     </w:p>
     <w:p>
@@ -389,7 +389,7 @@
           <w:color w:val="4A4A49"/>
           <w:sz w:val="22"/>
         </w:rPr>
-        <w:t xml:space="preserve"> — codigo (17 lineas). Leerlo de arriba abajo y ejecutarlo en la demo.</w:t>
+        <w:t xml:space="preserve"> — programa completo (38 lineas): se copia en Main.java y corre solo. Leerlo de arriba abajo y ejecutarlo; la salida esperada esta en las notas del presentador.</w:t>
       </w:r>
     </w:p>
     <w:p>
@@ -407,7 +407,7 @@
           <w:color w:val="4A4A49"/>
           <w:sz w:val="22"/>
         </w:rPr>
-        <w:t xml:space="preserve"> — codigo (13 lineas). Leerlo de arriba abajo y ejecutarlo en la demo.</w:t>
+        <w:t xml:space="preserve"> — programa completo (36 lineas): se copia en Main.java y corre solo. Leerlo de arriba abajo y ejecutarlo; la salida esperada esta en las notas del presentador.</w:t>
       </w:r>
     </w:p>
     <w:p>
@@ -513,7 +513,7 @@
           <w:color w:val="4A4A49"/>
           <w:sz w:val="22"/>
         </w:rPr>
-        <w:t xml:space="preserve"> — codigo (7 lineas). Leerlo de arriba abajo y ejecutarlo en la demo.</w:t>
+        <w:t xml:space="preserve"> — programa completo (35 lineas): se copia en Main.java y corre solo. Leerlo de arriba abajo y ejecutarlo; la salida esperada esta en las notas del presentador.</w:t>
       </w:r>
     </w:p>
     <w:p>
